--- a/lessions/0017.docx
+++ b/lessions/0017.docx
@@ -1,6 +1,6 @@
 
 <file path=word/document.xml><?xml version="1.0" encoding="utf-8"?>
-<w:document xmlns:wpc="http://schemas.microsoft.com/office/word/2010/wordprocessingCanvas" xmlns:cx="http://schemas.microsoft.com/office/drawing/2014/chartex" xmlns:cx1="http://schemas.microsoft.com/office/drawing/2015/9/8/chartex" xmlns:cx2="http://schemas.microsoft.com/office/drawing/2015/10/21/chartex" xmlns:cx3="http://schemas.microsoft.com/office/drawing/2016/5/9/chartex" xmlns:cx4="http://schemas.microsoft.com/office/drawing/2016/5/10/chartex" xmlns:cx5="http://schemas.microsoft.com/office/drawing/2016/5/11/chartex" xmlns:cx6="http://schemas.microsoft.com/office/drawing/2016/5/12/chartex" xmlns:cx7="http://schemas.microsoft.com/office/drawing/2016/5/13/chartex" xmlns:cx8="http://schemas.microsoft.com/office/drawing/2016/5/14/chartex" xmlns:mc="http://schemas.openxmlformats.org/markup-compatibility/2006" xmlns:aink="http://schemas.microsoft.com/office/drawing/2016/ink" xmlns:am3d="http://schemas.microsoft.com/office/drawing/2017/model3d" xmlns:o="urn:schemas-microsoft-com:office:office" xmlns:oel="http://schemas.microsoft.com/office/2019/extlst" xmlns:r="http://schemas.openxmlformats.org/officeDocument/2006/relationships" xmlns:m="http://schemas.openxmlformats.org/officeDocument/2006/math" xmlns:v="urn:schemas-microsoft-com:vml" xmlns:wp14="http://schemas.microsoft.com/office/word/2010/wordprocessingDrawing" xmlns:wp="http://schemas.openxmlformats.org/drawingml/2006/wordprocessingDrawing" xmlns:w10="urn:schemas-microsoft-com:office:word" xmlns:w="http://schemas.openxmlformats.org/wordprocessingml/2006/main" xmlns:w14="http://schemas.microsoft.com/office/word/2010/wordml" xmlns:w15="http://schemas.microsoft.com/office/word/2012/wordml" xmlns:w16cex="http://schemas.microsoft.com/office/word/2018/wordml/cex" xmlns:w16cid="http://schemas.microsoft.com/office/word/2016/wordml/cid" xmlns:w16="http://schemas.microsoft.com/office/word/2018/wordml" xmlns:w16du="http://schemas.microsoft.com/office/word/2023/wordml/word16du" xmlns:w16sdtdh="http://schemas.microsoft.com/office/word/2020/wordml/sdtdatahash" xmlns:w16sdtfl="http://schemas.microsoft.com/office/word/2024/wordml/sdtformatlock" xmlns:w16se="http://schemas.microsoft.com/office/word/2015/wordml/symex" xmlns:wpg="http://schemas.microsoft.com/office/word/2010/wordprocessingGroup" xmlns:wpi="http://schemas.microsoft.com/office/word/2010/wordprocessingInk" xmlns:wne="http://schemas.microsoft.com/office/word/2006/wordml" xmlns:wps="http://schemas.microsoft.com/office/word/2010/wordprocessingShape" mc:Ignorable="w14 w15 w16se w16cid w16 w16cex w16sdtdh w16sdtfl w16du wp14">
+<w:document xmlns:wpc="http://schemas.microsoft.com/office/word/2010/wordprocessingCanvas" xmlns:cx="http://schemas.microsoft.com/office/drawing/2014/chartex" xmlns:cx1="http://schemas.microsoft.com/office/drawing/2015/9/8/chartex" xmlns:cx2="http://schemas.microsoft.com/office/drawing/2015/10/21/chartex" xmlns:cx3="http://schemas.microsoft.com/office/drawing/2016/5/9/chartex" xmlns:cx4="http://schemas.microsoft.com/office/drawing/2016/5/10/chartex" xmlns:cx5="http://schemas.microsoft.com/office/drawing/2016/5/11/chartex" xmlns:cx6="http://schemas.microsoft.com/office/drawing/2016/5/12/chartex" xmlns:cx7="http://schemas.microsoft.com/office/drawing/2016/5/13/chartex" xmlns:cx8="http://schemas.microsoft.com/office/drawing/2016/5/14/chartex" xmlns:mc="http://schemas.openxmlformats.org/markup-compatibility/2006" xmlns:aink="http://schemas.microsoft.com/office/drawing/2016/ink" xmlns:am3d="http://schemas.microsoft.com/office/drawing/2017/model3d" xmlns:o="urn:schemas-microsoft-com:office:office" xmlns:oel="http://schemas.microsoft.com/office/2019/extlst" xmlns:r="http://schemas.openxmlformats.org/officeDocument/2006/relationships" xmlns:m="http://schemas.openxmlformats.org/officeDocument/2006/math" xmlns:v="urn:schemas-microsoft-com:vml" xmlns:wp14="http://schemas.microsoft.com/office/word/2010/wordprocessingDrawing" xmlns:wp="http://schemas.openxmlformats.org/drawingml/2006/wordprocessingDrawing" xmlns:w10="urn:schemas-microsoft-com:office:word" xmlns:w="http://schemas.openxmlformats.org/wordprocessingml/2006/main" xmlns:w14="http://schemas.microsoft.com/office/word/2010/wordml" xmlns:w15="http://schemas.microsoft.com/office/word/2012/wordml" xmlns:w16cei="http://schemas.microsoft.com/office/word/2026/wordml/cei" xmlns:w16cex="http://schemas.microsoft.com/office/word/2018/wordml/cex" xmlns:w16cid="http://schemas.microsoft.com/office/word/2016/wordml/cid" xmlns:w16="http://schemas.microsoft.com/office/word/2018/wordml" xmlns:w16du="http://schemas.microsoft.com/office/word/2023/wordml/word16du" xmlns:w16sdtdh="http://schemas.microsoft.com/office/word/2020/wordml/sdtdatahash" xmlns:w16sdtfl="http://schemas.microsoft.com/office/word/2024/wordml/sdtformatlock" xmlns:w16se="http://schemas.microsoft.com/office/word/2015/wordml/symex" xmlns:wpg="http://schemas.microsoft.com/office/word/2010/wordprocessingGroup" xmlns:wpi="http://schemas.microsoft.com/office/word/2010/wordprocessingInk" xmlns:wne="http://schemas.microsoft.com/office/word/2006/wordml" xmlns:wps="http://schemas.microsoft.com/office/word/2010/wordprocessingShape" mc:Ignorable="w14 w15 w16se w16cid w16 w16cex w16sdtdh w16sdtfl w16du wp14">
   <w:body>
     <w:p>
       <w:pPr>
@@ -35,7 +35,7 @@
     <w:p>
       <w:r>
         <w:pict w14:anchorId="1735CAF3">
-          <v:rect id="_x0000_i1182" style="width:0;height:1.5pt" o:hralign="center" o:hrstd="t" o:hr="t" fillcolor="#a0a0a0" stroked="f"/>
+          <v:rect id="_x0000_i1025" style="width:0;height:1.5pt" o:hralign="center" o:hrstd="t" o:hr="t" fillcolor="#a0a0a0" stroked="f"/>
         </w:pict>
       </w:r>
     </w:p>
@@ -167,7 +167,7 @@
     <w:p>
       <w:r>
         <w:pict w14:anchorId="05B79290">
-          <v:rect id="_x0000_i1183" style="width:0;height:1.5pt" o:hralign="center" o:hrstd="t" o:hr="t" fillcolor="#a0a0a0" stroked="f"/>
+          <v:rect id="_x0000_i1026" style="width:0;height:1.5pt" o:hralign="center" o:hrstd="t" o:hr="t" fillcolor="#a0a0a0" stroked="f"/>
         </w:pict>
       </w:r>
     </w:p>
@@ -289,7 +289,7 @@
     <w:p>
       <w:r>
         <w:pict w14:anchorId="6E7E6052">
-          <v:rect id="_x0000_i1184" style="width:0;height:1.5pt" o:hralign="center" o:hrstd="t" o:hr="t" fillcolor="#a0a0a0" stroked="f"/>
+          <v:rect id="_x0000_i1027" style="width:0;height:1.5pt" o:hralign="center" o:hrstd="t" o:hr="t" fillcolor="#a0a0a0" stroked="f"/>
         </w:pict>
       </w:r>
     </w:p>
@@ -408,7 +408,7 @@
     <w:p>
       <w:r>
         <w:pict w14:anchorId="01422AF8">
-          <v:rect id="_x0000_i1185" style="width:0;height:1.5pt" o:hralign="center" o:hrstd="t" o:hr="t" fillcolor="#a0a0a0" stroked="f"/>
+          <v:rect id="_x0000_i1028" style="width:0;height:1.5pt" o:hralign="center" o:hrstd="t" o:hr="t" fillcolor="#a0a0a0" stroked="f"/>
         </w:pict>
       </w:r>
     </w:p>
@@ -511,7 +511,7 @@
     <w:p>
       <w:r>
         <w:pict w14:anchorId="62772543">
-          <v:rect id="_x0000_i1186" style="width:0;height:1.5pt" o:hralign="center" o:hrstd="t" o:hr="t" fillcolor="#a0a0a0" stroked="f"/>
+          <v:rect id="_x0000_i1029" style="width:0;height:1.5pt" o:hralign="center" o:hrstd="t" o:hr="t" fillcolor="#a0a0a0" stroked="f"/>
         </w:pict>
       </w:r>
     </w:p>
@@ -659,7 +659,7 @@
     <w:p>
       <w:r>
         <w:pict w14:anchorId="0FDD6BE3">
-          <v:rect id="_x0000_i1187" style="width:0;height:1.5pt" o:hralign="center" o:hrstd="t" o:hr="t" fillcolor="#a0a0a0" stroked="f"/>
+          <v:rect id="_x0000_i1030" style="width:0;height:1.5pt" o:hralign="center" o:hrstd="t" o:hr="t" fillcolor="#a0a0a0" stroked="f"/>
         </w:pict>
       </w:r>
     </w:p>
@@ -751,7 +751,7 @@
     <w:p>
       <w:r>
         <w:pict w14:anchorId="3C809BA9">
-          <v:rect id="_x0000_i1188" style="width:0;height:1.5pt" o:hralign="center" o:hrstd="t" o:hr="t" fillcolor="#a0a0a0" stroked="f"/>
+          <v:rect id="_x0000_i1031" style="width:0;height:1.5pt" o:hralign="center" o:hrstd="t" o:hr="t" fillcolor="#a0a0a0" stroked="f"/>
         </w:pict>
       </w:r>
     </w:p>
@@ -827,7 +827,7 @@
     <w:p>
       <w:r>
         <w:pict w14:anchorId="2CE08514">
-          <v:rect id="_x0000_i1189" style="width:0;height:1.5pt" o:hralign="center" o:hrstd="t" o:hr="t" fillcolor="#a0a0a0" stroked="f"/>
+          <v:rect id="_x0000_i1032" style="width:0;height:1.5pt" o:hralign="center" o:hrstd="t" o:hr="t" fillcolor="#a0a0a0" stroked="f"/>
         </w:pict>
       </w:r>
     </w:p>
@@ -1016,7 +1016,7 @@
     <w:p>
       <w:r>
         <w:pict w14:anchorId="3C5E0C35">
-          <v:rect id="_x0000_i1190" style="width:0;height:1.5pt" o:hralign="center" o:hrstd="t" o:hr="t" fillcolor="#a0a0a0" stroked="f"/>
+          <v:rect id="_x0000_i1033" style="width:0;height:1.5pt" o:hralign="center" o:hrstd="t" o:hr="t" fillcolor="#a0a0a0" stroked="f"/>
         </w:pict>
       </w:r>
     </w:p>
@@ -1273,7 +1273,7 @@
     <w:p>
       <w:r>
         <w:pict w14:anchorId="7F073314">
-          <v:rect id="_x0000_i1191" style="width:0;height:1.5pt" o:hralign="center" o:hrstd="t" o:hr="t" fillcolor="#a0a0a0" stroked="f"/>
+          <v:rect id="_x0000_i1034" style="width:0;height:1.5pt" o:hralign="center" o:hrstd="t" o:hr="t" fillcolor="#a0a0a0" stroked="f"/>
         </w:pict>
       </w:r>
     </w:p>
@@ -1302,7 +1302,7 @@
     <w:p>
       <w:r>
         <w:pict w14:anchorId="523F80B3">
-          <v:rect id="_x0000_i1192" style="width:0;height:1.5pt" o:hralign="center" o:hrstd="t" o:hr="t" fillcolor="#a0a0a0" stroked="f"/>
+          <v:rect id="_x0000_i1035" style="width:0;height:1.5pt" o:hralign="center" o:hrstd="t" o:hr="t" fillcolor="#a0a0a0" stroked="f"/>
         </w:pict>
       </w:r>
     </w:p>
@@ -1518,7 +1518,7 @@
     <w:p>
       <w:r>
         <w:pict w14:anchorId="6939255F">
-          <v:rect id="_x0000_i1193" style="width:0;height:1.5pt" o:hralign="center" o:hrstd="t" o:hr="t" fillcolor="#a0a0a0" stroked="f"/>
+          <v:rect id="_x0000_i1036" style="width:0;height:1.5pt" o:hralign="center" o:hrstd="t" o:hr="t" fillcolor="#a0a0a0" stroked="f"/>
         </w:pict>
       </w:r>
     </w:p>
@@ -1572,7 +1572,7 @@
     <w:p>
       <w:r>
         <w:pict w14:anchorId="505B9F41">
-          <v:rect id="_x0000_i1194" style="width:0;height:1.5pt" o:hralign="center" o:hrstd="t" o:hr="t" fillcolor="#a0a0a0" stroked="f"/>
+          <v:rect id="_x0000_i1037" style="width:0;height:1.5pt" o:hralign="center" o:hrstd="t" o:hr="t" fillcolor="#a0a0a0" stroked="f"/>
         </w:pict>
       </w:r>
     </w:p>
@@ -1625,7 +1625,7 @@
     <w:p>
       <w:r>
         <w:pict w14:anchorId="65F9501C">
-          <v:rect id="_x0000_i1195" style="width:0;height:1.5pt" o:hralign="center" o:hrstd="t" o:hr="t" fillcolor="#a0a0a0" stroked="f"/>
+          <v:rect id="_x0000_i1038" style="width:0;height:1.5pt" o:hralign="center" o:hrstd="t" o:hr="t" fillcolor="#a0a0a0" stroked="f"/>
         </w:pict>
       </w:r>
     </w:p>
@@ -1673,7 +1673,7 @@
     <w:p>
       <w:r>
         <w:pict w14:anchorId="288337A9">
-          <v:rect id="_x0000_i1196" style="width:0;height:1.5pt" o:hralign="center" o:hrstd="t" o:hr="t" fillcolor="#a0a0a0" stroked="f"/>
+          <v:rect id="_x0000_i1039" style="width:0;height:1.5pt" o:hralign="center" o:hrstd="t" o:hr="t" fillcolor="#a0a0a0" stroked="f"/>
         </w:pict>
       </w:r>
     </w:p>
@@ -1803,7 +1803,7 @@
     <w:p>
       <w:r>
         <w:pict w14:anchorId="4CFB210A">
-          <v:rect id="_x0000_i1197" style="width:0;height:1.5pt" o:hralign="center" o:hrstd="t" o:hr="t" fillcolor="#a0a0a0" stroked="f"/>
+          <v:rect id="_x0000_i1040" style="width:0;height:1.5pt" o:hralign="center" o:hrstd="t" o:hr="t" fillcolor="#a0a0a0" stroked="f"/>
         </w:pict>
       </w:r>
     </w:p>
@@ -2006,7 +2006,7 @@
     <w:p>
       <w:r>
         <w:pict w14:anchorId="592F63E2">
-          <v:rect id="_x0000_i1198" style="width:0;height:1.5pt" o:hralign="center" o:hrstd="t" o:hr="t" fillcolor="#a0a0a0" stroked="f"/>
+          <v:rect id="_x0000_i1041" style="width:0;height:1.5pt" o:hralign="center" o:hrstd="t" o:hr="t" fillcolor="#a0a0a0" stroked="f"/>
         </w:pict>
       </w:r>
     </w:p>
@@ -2026,12 +2026,25 @@
       </w:r>
     </w:p>
     <w:p>
-      <w:r>
-        <w:rPr>
-          <w:b/>
-          <w:bCs/>
-        </w:rPr>
-        <w:t>Nam:</w:t>
+      <w:pPr>
+        <w:rPr>
+          <w:b/>
+          <w:bCs/>
+        </w:rPr>
+      </w:pPr>
+      <w:r>
+        <w:rPr>
+          <w:b/>
+          <w:bCs/>
+        </w:rPr>
+        <w:t>Anna</w:t>
+      </w:r>
+      <w:r>
+        <w:rPr>
+          <w:b/>
+          <w:bCs/>
+        </w:rPr>
+        <w:t>:</w:t>
       </w:r>
       <w:r>
         <w:t xml:space="preserve"> What are you going to do this weekend? </w:t>
@@ -2050,7 +2063,14 @@
           <w:b/>
           <w:bCs/>
         </w:rPr>
-        <w:t>Lan:</w:t>
+        <w:t>Mimi</w:t>
+      </w:r>
+      <w:r>
+        <w:rPr>
+          <w:b/>
+          <w:bCs/>
+        </w:rPr>
+        <w:t>:</w:t>
       </w:r>
       <w:r>
         <w:t xml:space="preserve"> I'm going to visit my grandparents. </w:t>
@@ -2069,7 +2089,14 @@
           <w:b/>
           <w:bCs/>
         </w:rPr>
-        <w:t>Nam:</w:t>
+        <w:t>Anna</w:t>
+      </w:r>
+      <w:r>
+        <w:rPr>
+          <w:b/>
+          <w:bCs/>
+        </w:rPr>
+        <w:t>:</w:t>
       </w:r>
       <w:r>
         <w:t xml:space="preserve"> Are your parents going with you? </w:t>
@@ -2088,7 +2115,14 @@
           <w:b/>
           <w:bCs/>
         </w:rPr>
-        <w:t>Lan:</w:t>
+        <w:t>Mimi</w:t>
+      </w:r>
+      <w:r>
+        <w:rPr>
+          <w:b/>
+          <w:bCs/>
+        </w:rPr>
+        <w:t>:</w:t>
       </w:r>
       <w:r>
         <w:t xml:space="preserve"> Yes, they are. </w:t>
@@ -2107,7 +2141,14 @@
           <w:b/>
           <w:bCs/>
         </w:rPr>
-        <w:t>Nam:</w:t>
+        <w:t>Anna</w:t>
+      </w:r>
+      <w:r>
+        <w:rPr>
+          <w:b/>
+          <w:bCs/>
+        </w:rPr>
+        <w:t>:</w:t>
       </w:r>
       <w:r>
         <w:t xml:space="preserve"> How are you going to get there? </w:t>
@@ -2126,7 +2167,21 @@
           <w:b/>
           <w:bCs/>
         </w:rPr>
-        <w:t>Lan:</w:t>
+        <w:t>Mimi</w:t>
+      </w:r>
+      <w:r>
+        <w:rPr>
+          <w:b/>
+          <w:bCs/>
+        </w:rPr>
+        <w:t> </w:t>
+      </w:r>
+      <w:r>
+        <w:rPr>
+          <w:b/>
+          <w:bCs/>
+        </w:rPr>
+        <w:t>:</w:t>
       </w:r>
       <w:r>
         <w:t xml:space="preserve"> We are going to go by car. </w:t>
@@ -2142,7 +2197,7 @@
     <w:p>
       <w:r>
         <w:pict w14:anchorId="0A17BA7C">
-          <v:rect id="_x0000_i1199" style="width:0;height:1.5pt" o:hralign="center" o:hrstd="t" o:hr="t" fillcolor="#a0a0a0" stroked="f"/>
+          <v:rect id="_x0000_i1042" style="width:0;height:1.5pt" o:hralign="center" o:hrstd="t" o:hr="t" fillcolor="#a0a0a0" stroked="f"/>
         </w:pict>
       </w:r>
     </w:p>
@@ -2169,7 +2224,13 @@
         <w:t>❌</w:t>
       </w:r>
       <w:r>
-        <w:t xml:space="preserve"> I going to study tonight.</w:t>
+        <w:t xml:space="preserve"> I g</w:t>
+      </w:r>
+      <w:r>
+        <w:t>0</w:t>
+      </w:r>
+      <w:r>
+        <w:t>oing to study tonight.</w:t>
       </w:r>
     </w:p>
     <w:p>
@@ -2186,7 +2247,7 @@
     <w:p>
       <w:r>
         <w:pict w14:anchorId="4B59D14E">
-          <v:rect id="_x0000_i1200" style="width:0;height:1.5pt" o:hralign="center" o:hrstd="t" o:hr="t" fillcolor="#a0a0a0" stroked="f"/>
+          <v:rect id="_x0000_i1043" style="width:0;height:1.5pt" o:hralign="center" o:hrstd="t" o:hr="t" fillcolor="#a0a0a0" stroked="f"/>
         </w:pict>
       </w:r>
     </w:p>
@@ -2215,7 +2276,7 @@
     <w:p>
       <w:r>
         <w:pict w14:anchorId="4FBF8842">
-          <v:rect id="_x0000_i1201" style="width:0;height:1.5pt" o:hralign="center" o:hrstd="t" o:hr="t" fillcolor="#a0a0a0" stroked="f"/>
+          <v:rect id="_x0000_i1044" style="width:0;height:1.5pt" o:hralign="center" o:hrstd="t" o:hr="t" fillcolor="#a0a0a0" stroked="f"/>
         </w:pict>
       </w:r>
     </w:p>
@@ -2245,7 +2306,7 @@
       <w:r>
         <w:lastRenderedPageBreak/>
         <w:pict w14:anchorId="01DB2D8A">
-          <v:rect id="_x0000_i1202" style="width:0;height:1.5pt" o:hralign="center" o:hrstd="t" o:hr="t" fillcolor="#a0a0a0" stroked="f"/>
+          <v:rect id="_x0000_i1045" style="width:0;height:1.5pt" o:hralign="center" o:hrstd="t" o:hr="t" fillcolor="#a0a0a0" stroked="f"/>
         </w:pict>
       </w:r>
     </w:p>
@@ -2274,7 +2335,7 @@
     <w:p>
       <w:r>
         <w:pict w14:anchorId="506EA747">
-          <v:rect id="_x0000_i1203" style="width:0;height:1.5pt" o:hralign="center" o:hrstd="t" o:hr="t" fillcolor="#a0a0a0" stroked="f"/>
+          <v:rect id="_x0000_i1046" style="width:0;height:1.5pt" o:hralign="center" o:hrstd="t" o:hr="t" fillcolor="#a0a0a0" stroked="f"/>
         </w:pict>
       </w:r>
     </w:p>
@@ -2303,7 +2364,7 @@
     <w:p>
       <w:r>
         <w:pict w14:anchorId="401425B6">
-          <v:rect id="_x0000_i1204" style="width:0;height:1.5pt" o:hralign="center" o:hrstd="t" o:hr="t" fillcolor="#a0a0a0" stroked="f"/>
+          <v:rect id="_x0000_i1047" style="width:0;height:1.5pt" o:hralign="center" o:hrstd="t" o:hr="t" fillcolor="#a0a0a0" stroked="f"/>
         </w:pict>
       </w:r>
     </w:p>
@@ -2412,7 +2473,7 @@
     <w:p>
       <w:r>
         <w:pict w14:anchorId="5FF79C92">
-          <v:rect id="_x0000_i1205" style="width:0;height:1.5pt" o:hralign="center" o:hrstd="t" o:hr="t" fillcolor="#a0a0a0" stroked="f"/>
+          <v:rect id="_x0000_i1048" style="width:0;height:1.5pt" o:hralign="center" o:hrstd="t" o:hr="t" fillcolor="#a0a0a0" stroked="f"/>
         </w:pict>
       </w:r>
     </w:p>
@@ -2694,7 +2755,7 @@
     <w:p>
       <w:r>
         <w:pict w14:anchorId="393E64A2">
-          <v:rect id="_x0000_i1206" style="width:0;height:1.5pt" o:hralign="center" o:hrstd="t" o:hr="t" fillcolor="#a0a0a0" stroked="f"/>
+          <v:rect id="_x0000_i1049" style="width:0;height:1.5pt" o:hralign="center" o:hrstd="t" o:hr="t" fillcolor="#a0a0a0" stroked="f"/>
         </w:pict>
       </w:r>
     </w:p>
@@ -2819,7 +2880,7 @@
 </file>
 
 <file path=word/numbering.xml><?xml version="1.0" encoding="utf-8"?>
-<w:numbering xmlns:wpc="http://schemas.microsoft.com/office/word/2010/wordprocessingCanvas" xmlns:cx="http://schemas.microsoft.com/office/drawing/2014/chartex" xmlns:cx1="http://schemas.microsoft.com/office/drawing/2015/9/8/chartex" xmlns:cx2="http://schemas.microsoft.com/office/drawing/2015/10/21/chartex" xmlns:cx3="http://schemas.microsoft.com/office/drawing/2016/5/9/chartex" xmlns:cx4="http://schemas.microsoft.com/office/drawing/2016/5/10/chartex" xmlns:cx5="http://schemas.microsoft.com/office/drawing/2016/5/11/chartex" xmlns:cx6="http://schemas.microsoft.com/office/drawing/2016/5/12/chartex" xmlns:cx7="http://schemas.microsoft.com/office/drawing/2016/5/13/chartex" xmlns:cx8="http://schemas.microsoft.com/office/drawing/2016/5/14/chartex" xmlns:mc="http://schemas.openxmlformats.org/markup-compatibility/2006" xmlns:aink="http://schemas.microsoft.com/office/drawing/2016/ink" xmlns:am3d="http://schemas.microsoft.com/office/drawing/2017/model3d" xmlns:o="urn:schemas-microsoft-com:office:office" xmlns:oel="http://schemas.microsoft.com/office/2019/extlst" xmlns:r="http://schemas.openxmlformats.org/officeDocument/2006/relationships" xmlns:m="http://schemas.openxmlformats.org/officeDocument/2006/math" xmlns:v="urn:schemas-microsoft-com:vml" xmlns:wp14="http://schemas.microsoft.com/office/word/2010/wordprocessingDrawing" xmlns:wp="http://schemas.openxmlformats.org/drawingml/2006/wordprocessingDrawing" xmlns:w10="urn:schemas-microsoft-com:office:word" xmlns:w="http://schemas.openxmlformats.org/wordprocessingml/2006/main" xmlns:w14="http://schemas.microsoft.com/office/word/2010/wordml" xmlns:w15="http://schemas.microsoft.com/office/word/2012/wordml" xmlns:w16cex="http://schemas.microsoft.com/office/word/2018/wordml/cex" xmlns:w16cid="http://schemas.microsoft.com/office/word/2016/wordml/cid" xmlns:w16="http://schemas.microsoft.com/office/word/2018/wordml" xmlns:w16du="http://schemas.microsoft.com/office/word/2023/wordml/word16du" xmlns:w16sdtdh="http://schemas.microsoft.com/office/word/2020/wordml/sdtdatahash" xmlns:w16sdtfl="http://schemas.microsoft.com/office/word/2024/wordml/sdtformatlock" xmlns:w16se="http://schemas.microsoft.com/office/word/2015/wordml/symex" xmlns:wpg="http://schemas.microsoft.com/office/word/2010/wordprocessingGroup" xmlns:wpi="http://schemas.microsoft.com/office/word/2010/wordprocessingInk" xmlns:wne="http://schemas.microsoft.com/office/word/2006/wordml" xmlns:wps="http://schemas.microsoft.com/office/word/2010/wordprocessingShape" mc:Ignorable="w14 w15 w16se w16cid w16 w16cex w16sdtdh w16sdtfl w16du wp14">
+<w:numbering xmlns:wpc="http://schemas.microsoft.com/office/word/2010/wordprocessingCanvas" xmlns:cx="http://schemas.microsoft.com/office/drawing/2014/chartex" xmlns:cx1="http://schemas.microsoft.com/office/drawing/2015/9/8/chartex" xmlns:cx2="http://schemas.microsoft.com/office/drawing/2015/10/21/chartex" xmlns:cx3="http://schemas.microsoft.com/office/drawing/2016/5/9/chartex" xmlns:cx4="http://schemas.microsoft.com/office/drawing/2016/5/10/chartex" xmlns:cx5="http://schemas.microsoft.com/office/drawing/2016/5/11/chartex" xmlns:cx6="http://schemas.microsoft.com/office/drawing/2016/5/12/chartex" xmlns:cx7="http://schemas.microsoft.com/office/drawing/2016/5/13/chartex" xmlns:cx8="http://schemas.microsoft.com/office/drawing/2016/5/14/chartex" xmlns:mc="http://schemas.openxmlformats.org/markup-compatibility/2006" xmlns:aink="http://schemas.microsoft.com/office/drawing/2016/ink" xmlns:am3d="http://schemas.microsoft.com/office/drawing/2017/model3d" xmlns:o="urn:schemas-microsoft-com:office:office" xmlns:oel="http://schemas.microsoft.com/office/2019/extlst" xmlns:r="http://schemas.openxmlformats.org/officeDocument/2006/relationships" xmlns:m="http://schemas.openxmlformats.org/officeDocument/2006/math" xmlns:v="urn:schemas-microsoft-com:vml" xmlns:wp14="http://schemas.microsoft.com/office/word/2010/wordprocessingDrawing" xmlns:wp="http://schemas.openxmlformats.org/drawingml/2006/wordprocessingDrawing" xmlns:w10="urn:schemas-microsoft-com:office:word" xmlns:w="http://schemas.openxmlformats.org/wordprocessingml/2006/main" xmlns:w14="http://schemas.microsoft.com/office/word/2010/wordml" xmlns:w15="http://schemas.microsoft.com/office/word/2012/wordml" xmlns:w16cei="http://schemas.microsoft.com/office/word/2026/wordml/cei" xmlns:w16cex="http://schemas.microsoft.com/office/word/2018/wordml/cex" xmlns:w16cid="http://schemas.microsoft.com/office/word/2016/wordml/cid" xmlns:w16="http://schemas.microsoft.com/office/word/2018/wordml" xmlns:w16du="http://schemas.microsoft.com/office/word/2023/wordml/word16du" xmlns:w16sdtdh="http://schemas.microsoft.com/office/word/2020/wordml/sdtdatahash" xmlns:w16sdtfl="http://schemas.microsoft.com/office/word/2024/wordml/sdtformatlock" xmlns:w16se="http://schemas.microsoft.com/office/word/2015/wordml/symex" xmlns:wpg="http://schemas.microsoft.com/office/word/2010/wordprocessingGroup" xmlns:wpi="http://schemas.microsoft.com/office/word/2010/wordprocessingInk" xmlns:wne="http://schemas.microsoft.com/office/word/2006/wordml" xmlns:wps="http://schemas.microsoft.com/office/word/2010/wordprocessingShape" mc:Ignorable="w14 w15 w16se w16cid w16 w16cex w16sdtdh w16sdtfl w16du wp14">
   <w:abstractNum w:abstractNumId="0" w15:restartNumberingAfterBreak="0">
     <w:nsid w:val="11080554"/>
     <w:multiLevelType w:val="multilevel"/>
@@ -5706,6 +5767,7 @@
   <w:style w:type="character" w:default="1" w:styleId="DefaultParagraphFont">
     <w:name w:val="Default Paragraph Font"/>
     <w:uiPriority w:val="1"/>
+    <w:semiHidden/>
     <w:unhideWhenUsed/>
   </w:style>
   <w:style w:type="table" w:default="1" w:styleId="TableNormal">
